--- a/conocimiento/politica-envios.docx
+++ b/conocimiento/politica-envios.docx
@@ -4,12 +4,12 @@
   <w:body>
     <w:p>
       <w:r>
-        <w:t>El envio a domicilio cuesta 35 pesos y es gratis en pedidos mayores a 300 pesos.</w:t>
+        <w:t>El envio a domicilio cuesta 45 pesos y el pedido minimo para envio es de 200 pesos.</w:t>
       </w:r>
     </w:p>
     <w:p>
       <w:r>
-        <w:t>Entregamos de lunes a sabado entre las 9 de la manana y las 5 de la tarde.</w:t>
+        <w:t>Salimos a repartir a las 11 de la manana y a las 5 de la tarde, de lunes a sabado.</w:t>
       </w:r>
     </w:p>
     <w:sectPr>
